--- a/PUBLISHED/biol-1/ALL_FILES/module-10-epigenetics-keys-to-success.docx
+++ b/PUBLISHED/biol-1/ALL_FILES/module-10-epigenetics-keys-to-success.docx
@@ -19,112 +19,52 @@
     </w:p>
     <w:p>
       <w:r>
-        <w:t>Explain why gene regulation is essential — not all genes are active in all cells  Describe the levels at which gene expression can be regulated  Explain how transcription factors control which genes are turned on or off  Describe the lac operon as a model of prokaryotic gene regulation  Define epigenetics and explain how cells with identical DNA can have different functions  Describe DNA methylation and histone modification as epigenetic mechanisms  Explain how environmental factors can influence gene expression without changing DNA sequence   The Big Idea: Same DNA, Different Cells</w:t>
+        <w:t>Explain why not all genes are turned on in every cell  Describe how the lac operon works  Define epigenetics and explain how it differs from mutations  Explain DNA methylation and histone acetylation  Give examples of how the environment affects gene expression   The Big Picture</w:t>
       </w:r>
     </w:p>
     <w:p>
       <w:r>
-        <w:t>Every cell in your body contains the same DNA . A skin cell and a brain cell are genetically identical, yet they look and function completely differently. Gene regulation determines which genes are expressed (turned on) in each cell type. Epigenetics is the study of how expression patterns are established and maintained without changing the DNA sequence.</w:t>
+        <w:t>Every cell in your body has the same DNA . A skin cell and a brain cell are genetically identical, yet they look and function completely differently. Gene regulation controls which genes are "on" in each cell type. Epigenetics is how these on/off patterns are set without changing the DNA itself.</w:t>
       </w:r>
     </w:p>
     <w:p>
       <w:r>
-        <w:t>Key Terms to Know</w:t>
+        <w:t>Key Terms</w:t>
       </w:r>
     </w:p>
     <w:p>
       <w:r>
-        <w:t>Gene Expression Regulation</w:t>
+        <w:t>Gene Regulation</w:t>
       </w:r>
     </w:p>
     <w:p>
       <w:r>
-        <w:t>Gene Expression — The process by which information in a gene is used to make a functional product (usually a protein)  Gene Regulation — Mechanisms that control when, where, and how much of a gene product is made  Transcription Factor — A protein that binds to DNA and promotes or inhibits transcription of a specific gene  Activator — A transcription factor that increases gene expression  Repressor — A protein that blocks transcription of a gene  Promoter — DNA sequence where RNA polymerase binds to start transcription  Enhancer — A distant DNA sequence that, when bound by activators, increases transcription (can be thousands of base pairs from the gene)  Silencer — A DNA sequence that, when bound by repressors, decreases transcription  Operon — A cluster of genes under the control of a single promoter (prokaryotes)  Housekeeping Gene — A gene expressed in all cells at all times (e.g., genes for ribosomes, metabolic enzymes)   Epigenetic Mechanisms</w:t>
+        <w:t>Gene Expression — Using a gene to make its protein product  Transcription Factor — A protein that helps turn a gene on or off  Activator — Turns a gene ON  Repressor — Turns a gene OFF  Promoter — The DNA spot where RNA polymerase binds to start reading  Enhancer — A distant DNA spot that boosts transcription when activated  Housekeeping Gene — A gene that's always on in every cell (e.g., genes for ribosomes)   The Lac Operon (Bacteria)</w:t>
       </w:r>
     </w:p>
     <w:p>
       <w:r>
-        <w:t>Epigenetics — Heritable changes in gene expression that do NOT involve changes to the DNA sequence itself  DNA Methylation — Addition of methyl groups (–CH₃) to cytosine bases → typically silences gene expression  Histone — Protein around which DNA is wrapped; modifications affect how tightly DNA is packaged  Histone Acetylation — Adding acetyl groups to histones → loosens chromatin → gene expression ON  Histone Deacetylation — Removing acetyl groups → tightens chromatin → gene expression OFF  Euchromatin — Loosely packed chromatin; genes are accessible and can be transcribed  Heterochromatin — Tightly packed chromatin; genes are inaccessible and silenced  Chromatin Remodeling — Changes in chromatin structure that affect gene accessibility  X-Inactivation — One X chromosome in female mammals is condensed into a Barr body (epigenetically silenced)   Post-Transcriptional Regulation</w:t>
+        <w:t>Operon — A group of genes controlled by one switch (found in bacteria)  Lactose absent → Repressor sits on operator → genes OFF (no enzymes made)  Lactose present → Lactose changes repressor shape → repressor falls off → genes ON → enzymes made  This is inducible — the default is OFF, and lactose turns it ON   Epigenetic Mechanisms</w:t>
       </w:r>
     </w:p>
     <w:p>
       <w:r>
-        <w:t>mRNA Stability — How long an mRNA molecule lasts before being degraded; longer-lived mRNA = more protein  miRNA (MicroRNA) — Small RNA molecules that bind to mRNA and block translation or trigger degradation  Alternative Splicing — Different combinations of exons produce different mRNA variants (and different proteins) from the same gene  Post-Translational Modification — Chemical changes to proteins after translation (folding, phosphorylation, ubiquitination) that affect their activity, location, or lifespan   Levels of Gene Regulation</w:t>
+        <w:t>Epigenetics — Changes in gene expression that do NOT change the DNA sequence  DNA Methylation — Adding -CH₃ groups to DNA → gene turned OFF (silence)  Histone Acetylation — Adding acetyl groups to histones → DNA loosens → gene turned ON  Euchromatin — Loose, open DNA → genes CAN be read  Heterochromatin — Tight, closed DNA → genes CANNOT be read  X-inactivation — One X chromosome in females is shut down → Barr body  Calico cats — Patches of color show random X-inactivation in different skin cells   Other Regulation</w:t>
       </w:r>
     </w:p>
     <w:p>
       <w:r>
-        <w:t>Gene expression can be controlled at multiple levels:</w:t>
+        <w:t>Alternative Splicing — One gene can make different proteins by including different exons  miRNA — A tiny RNA that blocks translation of specific mRNAs   Levels of Gene Control</w:t>
       </w:r>
     </w:p>
     <w:p>
       <w:r>
-        <w:t>Level  Mechanism  Example      1. Chromatin  DNA methylation, histone modification  Heterochromatin silences genes    2. Transcription  Transcription factors, enhancers, silencers  Activators turn on muscle-specific genes    3. Post-Transcription  mRNA splicing, mRNA stability, miRNA  Alternative splicing → different protein variants    4. Translation  Regulatory proteins, miRNA blocking ribosome  miRNA blocks translation of target mRNA    5. Post-Translation  Protein modification, degradation  Ubiquitin tags proteins for destruction      Transcriptional regulation (Level 2) is the most common and most energy-efficient control point — it's better to prevent an unnecessary mRNA from being made than to make it and then destroy it.</w:t>
+        <w:t>Level  How It Works      Chromatin  Methylation/acetylation opens or closes DNA    Transcription  Transcription factors turn genes on/off    After transcription  Splicing, mRNA stability, miRNA    Translation  Blocking the ribosome    After translation  Modifying or destroying the protein     Environmental Effects on Genes</w:t>
       </w:r>
     </w:p>
     <w:p>
       <w:r>
-        <w:t>Model System: The Lac Operon (Prokaryotes)</w:t>
-      </w:r>
-    </w:p>
-    <w:p>
-      <w:r>
-        <w:t>The lac operon in E. coli is a classic example of gene regulation:</w:t>
-      </w:r>
-    </w:p>
-    <w:p>
-      <w:r>
-        <w:t>Without lactose : The repressor protein binds to the operator and blocks transcription of lactose-digesting enzymes  With lactose : Lactose (allolactose) binds the repressor, causing it to release from the operator → RNA polymerase can transcribe the genes → enzymes are made  This is an example of inducible regulation — the genes are only expressed when needed    Why it matters : This demonstrates a fundamental principle — cells conserve energy by only making proteins when they are needed.</w:t>
-      </w:r>
-    </w:p>
-    <w:p>
-      <w:r>
-        <w:t>Epigenetics: Beyond the DNA Sequence</w:t>
-      </w:r>
-    </w:p>
-    <w:p>
-      <w:r>
-        <w:t>How Epigenetics Works</w:t>
-      </w:r>
-    </w:p>
-    <w:p>
-      <w:r>
-        <w:t>DNA Methylation — Methyl groups added to C bases (especially CpG sites) → gene silenced  Patterns can be inherited through cell division   Example: Genomic imprinting — some genes are expressed only from the maternal or paternal copy</w:t>
-      </w:r>
-    </w:p>
-    <w:p>
-      <w:r>
-        <w:t>Histone Modification — Chemical tags on histone tails determine chromatin accessibility</w:t>
-      </w:r>
-    </w:p>
-    <w:p>
-      <w:r>
-        <w:t>Acetylation → open → expression ON   Methylation (of histones) → can be activating or silencing depending on location</w:t>
-      </w:r>
-    </w:p>
-    <w:p>
-      <w:r>
-        <w:t>X-Inactivation — In female mammals, one X chromosome is randomly inactivated in each cell</w:t>
-      </w:r>
-    </w:p>
-    <w:p>
-      <w:r>
-        <w:t>Example: Calico cats — patches of orange and black fur reflect different X chromosomes being active in different skin cell lineages   Environmental Influences on Gene Expression</w:t>
-      </w:r>
-    </w:p>
-    <w:p>
-      <w:r>
-        <w:t>Nutrition : Folic acid (a methyl donor) during pregnancy affects methylation patterns in offspring  Stress : Chronic stress can alter methylation patterns that affect stress-response genes  Toxins : Environmental chemicals can disrupt normal epigenetic programming  Exercise : Physical activity has been shown to alter methylation patterns in muscle and fat cells    Key takeaway : Your genes are not your destiny. While you can't change your DNA sequence, environmental factors and lifestyle choices can influence which genes are active through epigenetic mechanisms.</w:t>
-      </w:r>
-    </w:p>
-    <w:p>
-      <w:r>
-        <w:t>Why This Matters</w:t>
-      </w:r>
-    </w:p>
-    <w:p>
-      <w:r>
-        <w:t>Cell differentiation is controlled by gene regulation — stem cells become specialized by turning on and off specific gene sets  Cancer can result from abnormal gene regulation (e.g., silencing tumor suppressors via methylation)  Personalized medicine may target epigenetic modifications to treat disease  Identical twins can develop different traits over time due to diverging epigenetic patterns   Study Tips</w:t>
+        <w:t>Diet — Folic acid affects methylation patterns  Stress — Can change which genes are active  Toxins — Can disrupt normal epigenetic programming  Your genes are not your destiny — Lifestyle can influence which genes are on or off   Study Tips</w:t>
       </w:r>
     </w:p>
     <w:sectPr>

--- a/PUBLISHED/biol-1/ALL_FILES/module-10-epigenetics-keys-to-success.docx
+++ b/PUBLISHED/biol-1/ALL_FILES/module-10-epigenetics-keys-to-success.docx
@@ -19,12 +19,12 @@
     </w:p>
     <w:p>
       <w:r>
-        <w:t>Explain why not all genes are turned on in every cell  Describe how the lac operon works  Define epigenetics and explain how it differs from mutations  Explain DNA methylation and histone acetylation  Give examples of how the environment affects gene expression   The Big Picture</w:t>
+        <w:t>Explain why cells with the same DNA can look and act differently  Define epigenetics and explain how it differs from a mutation  Describe how DNA methylation and histone modification control gene activity  Give examples of how the environment can affect which genes are turned on or off   The Big Picture</w:t>
       </w:r>
     </w:p>
     <w:p>
       <w:r>
-        <w:t>Every cell in your body has the same DNA . A skin cell and a brain cell are genetically identical, yet they look and function completely differently. Gene regulation controls which genes are "on" in each cell type. Epigenetics is how these on/off patterns are set without changing the DNA itself.</w:t>
+        <w:t>Every cell in your body has the same DNA . A skin cell and a brain cell are genetically identical, yet they look and function completely differently. Gene regulation controls which genes are "on" in each cell type. Epigenetics is how these on/off patterns are set without changing the DNA itself. Think of it this way: your DNA is the recipe book, and epigenetics decides which recipes get cooked.</w:t>
       </w:r>
     </w:p>
     <w:p>
@@ -34,37 +34,32 @@
     </w:p>
     <w:p>
       <w:r>
-        <w:t>Gene Regulation</w:t>
+        <w:t>Gene Regulation — The Basics</w:t>
       </w:r>
     </w:p>
     <w:p>
       <w:r>
-        <w:t>Gene Expression — Using a gene to make its protein product  Transcription Factor — A protein that helps turn a gene on or off  Activator — Turns a gene ON  Repressor — Turns a gene OFF  Promoter — The DNA spot where RNA polymerase binds to start reading  Enhancer — A distant DNA spot that boosts transcription when activated  Housekeeping Gene — A gene that's always on in every cell (e.g., genes for ribosomes)   The Lac Operon (Bacteria)</w:t>
+        <w:t>Gene Expression — Using a gene's instructions to make a protein; a gene that is being used is said to be "expressed"  Gene Regulation — The process of turning genes on or off; this is how one set of DNA can produce many different cell types  Transcription Factor — A protein that helps turn a gene on or off by binding near the gene  Promoter — The specific spot on DNA where the cell's machinery attaches to begin reading a gene   Epigenetics — Changing Gene Activity Without Changing DNA</w:t>
       </w:r>
     </w:p>
     <w:p>
       <w:r>
-        <w:t>Operon — A group of genes controlled by one switch (found in bacteria)  Lactose absent → Repressor sits on operator → genes OFF (no enzymes made)  Lactose present → Lactose changes repressor shape → repressor falls off → genes ON → enzymes made  This is inducible — the default is OFF, and lactose turns it ON   Epigenetic Mechanisms</w:t>
+        <w:t>Epigenetics — Changes in gene activity that do NOT change the DNA sequence itself  DNA Methylation — Small chemical tags (methyl groups) are added to DNA → the gene is turned OFF (silenced)  Histone Modification — Chemical tags are added to histone proteins (the "spools" DNA wraps around):  Acetylation → DNA loosens → gene is easier to read → gene ON  Methylation of histones → DNA tightens → gene harder to read → gene OFF  Key point: Epigenetic changes are reversible — they can be undone, unlike permanent mutations   X-Inactivation — A Visible Example</w:t>
       </w:r>
     </w:p>
     <w:p>
       <w:r>
-        <w:t>Epigenetics — Changes in gene expression that do NOT change the DNA sequence  DNA Methylation — Adding -CH₃ groups to DNA → gene turned OFF (silence)  Histone Acetylation — Adding acetyl groups to histones → DNA loosens → gene turned ON  Euchromatin — Loose, open DNA → genes CAN be read  Heterochromatin — Tight, closed DNA → genes CANNOT be read  X-inactivation — One X chromosome in females is shut down → Barr body  Calico cats — Patches of color show random X-inactivation in different skin cells   Other Regulation</w:t>
+        <w:t>In females (XX), one X chromosome in each cell is randomly shut down early in development → forms a Barr body  Calico cats — The patchy coat pattern is a visible result of random X-inactivation in different skin cells  This is one of the most dramatic everyday examples of epigenetics   How the Environment Affects Your Genes</w:t>
       </w:r>
     </w:p>
     <w:p>
       <w:r>
-        <w:t>Alternative Splicing — One gene can make different proteins by including different exons  miRNA — A tiny RNA that blocks translation of specific mRNAs   Levels of Gene Control</w:t>
+        <w:t>Factor  How It Can Change Gene Activity      Diet  Nutrients like folic acid provide methyl groups that affect methylation patterns    Stress  Chronic stress can change which genes are active, especially in the brain    Exercise  Regular physical activity can turn on genes involved in metabolism and health    Toxins / Chemicals  Pollutants and drugs can disrupt normal epigenetic patterns      Your genes are not your destiny. Your lifestyle and environment influence which genes are turned on or off throughout your life.</w:t>
       </w:r>
     </w:p>
     <w:p>
       <w:r>
-        <w:t>Level  How It Works      Chromatin  Methylation/acetylation opens or closes DNA    Transcription  Transcription factors turn genes on/off    After transcription  Splicing, mRNA stability, miRNA    Translation  Blocking the ribosome    After translation  Modifying or destroying the protein     Environmental Effects on Genes</w:t>
-      </w:r>
-    </w:p>
-    <w:p>
-      <w:r>
-        <w:t>Diet — Folic acid affects methylation patterns  Stress — Can change which genes are active  Toxins — Can disrupt normal epigenetic programming  Your genes are not your destiny — Lifestyle can influence which genes are on or off   Study Tips</w:t>
+        <w:t>Study Tips</w:t>
       </w:r>
     </w:p>
     <w:sectPr>

--- a/PUBLISHED/biol-1/ALL_FILES/module-10-epigenetics-keys-to-success.docx
+++ b/PUBLISHED/biol-1/ALL_FILES/module-10-epigenetics-keys-to-success.docx
@@ -19,12 +19,12 @@
     </w:p>
     <w:p>
       <w:r>
-        <w:t>Explain why cells with the same DNA can look and act differently  Define epigenetics and explain how it differs from a mutation  Describe how DNA methylation and histone modification control gene activity  Give examples of how the environment can affect which genes are turned on or off   The Big Picture</w:t>
+        <w:t>Explain why cells with the same DNA look and act differently  Define epigenetics and explain how it is different from a mutation  Describe how DNA methylation and histone acetylation work  Give examples of how diet, stress, or other environmental factors can change gene activity   The Big Picture</w:t>
       </w:r>
     </w:p>
     <w:p>
       <w:r>
-        <w:t>Every cell in your body has the same DNA . A skin cell and a brain cell are genetically identical, yet they look and function completely differently. Gene regulation controls which genes are "on" in each cell type. Epigenetics is how these on/off patterns are set without changing the DNA itself. Think of it this way: your DNA is the recipe book, and epigenetics decides which recipes get cooked.</w:t>
+        <w:t>In Module 07 you learned: DNA → RNA → Protein . But here's the key question — does every cell make every protein? No. A muscle cell only uses muscle genes. A nerve cell only uses nerve genes. Something is deciding which genes to turn on. That "something" is gene regulation , and one of the most important forms of it is epigenetics .</w:t>
       </w:r>
     </w:p>
     <w:p>
@@ -34,27 +34,42 @@
     </w:p>
     <w:p>
       <w:r>
-        <w:t>Gene Regulation — The Basics</w:t>
+        <w:t>Why Don't All Genes Turn On?</w:t>
       </w:r>
     </w:p>
     <w:p>
       <w:r>
-        <w:t>Gene Expression — Using a gene's instructions to make a protein; a gene that is being used is said to be "expressed"  Gene Regulation — The process of turning genes on or off; this is how one set of DNA can produce many different cell types  Transcription Factor — A protein that helps turn a gene on or off by binding near the gene  Promoter — The specific spot on DNA where the cell's machinery attaches to begin reading a gene   Epigenetics — Changing Gene Activity Without Changing DNA</w:t>
+        <w:t>Gene expression — When a cell actually uses a gene to make its protein (remember: transcription + translation from Module 07)  Gene regulation — The process of turning genes on or off  Transcription factor — A protein that attaches near a gene and helps turn it on or off (remember: transcription starts at the promoter — Module 07)    Simple analogy: Your DNA is a giant recipe book. Gene regulation is deciding which recipes to cook today. Every cell has the whole book, but a liver cell only cooks liver recipes.</w:t>
       </w:r>
     </w:p>
     <w:p>
       <w:r>
-        <w:t>Epigenetics — Changes in gene activity that do NOT change the DNA sequence itself  DNA Methylation — Small chemical tags (methyl groups) are added to DNA → the gene is turned OFF (silenced)  Histone Modification — Chemical tags are added to histone proteins (the "spools" DNA wraps around):  Acetylation → DNA loosens → gene is easier to read → gene ON  Methylation of histones → DNA tightens → gene harder to read → gene OFF  Key point: Epigenetic changes are reversible — they can be undone, unlike permanent mutations   X-Inactivation — A Visible Example</w:t>
+        <w:t>Epigenetics — Changing the Volume, Not the Song</w:t>
       </w:r>
     </w:p>
     <w:p>
       <w:r>
-        <w:t>In females (XX), one X chromosome in each cell is randomly shut down early in development → forms a Barr body  Calico cats — The patchy coat pattern is a visible result of random X-inactivation in different skin cells  This is one of the most dramatic everyday examples of epigenetics   How the Environment Affects Your Genes</w:t>
+        <w:t>Epigenetics — Changes that turn genes on or off without changing the DNA sequence  This is NOT a mutation — a mutation changes the letters of DNA (Module 07); epigenetics changes whether the gene gets read or ignored  Epigenetic changes can be reversed (mutations usually cannot)   Two Main Epigenetic Tools</w:t>
       </w:r>
     </w:p>
     <w:p>
       <w:r>
-        <w:t>Factor  How It Can Change Gene Activity      Diet  Nutrients like folic acid provide methyl groups that affect methylation patterns    Stress  Chronic stress can change which genes are active, especially in the brain    Exercise  Regular physical activity can turn on genes involved in metabolism and health    Toxins / Chemicals  Pollutants and drugs can disrupt normal epigenetic patterns      Your genes are not your destiny. Your lifestyle and environment influence which genes are turned on or off throughout your life.</w:t>
+        <w:t>Tool  What It Does  Memory Trick      DNA Methylation  Adds a chemical tag to DNA → gene is silenced (OFF)  M ethylation = M uting    Histone Acetylation  Adds a chemical tag to histones → DNA loosens → gene is active (ON)  A cetylation = A ctivation      Histones are the spool-like proteins that DNA wraps around (like thread on a spool)  When histones are tightly wound → DNA is closed → gene is OFF  When histones are loosened → DNA is open → gene is ON   X-Inactivation — You Can See Epigenetics</w:t>
+      </w:r>
+    </w:p>
+    <w:p>
+      <w:r>
+        <w:t>Females have two X chromosomes (XX). Early in development, one X in each cell is randomly shut down → it becomes a dense blob called a Barr body  Calico cats — The patches of orange and black fur happen because different cells randomly shut down different X chromosomes  This is a real, visible example of epigenetics — same DNA, different outcome depending on which X is silenced   How the Environment Affects Your Genes</w:t>
+      </w:r>
+    </w:p>
+    <w:p>
+      <w:r>
+        <w:t>Remember from Module 09 that phenotype = genotype + environment? Epigenetics is one of the main ways environment influences phenotype:</w:t>
+      </w:r>
+    </w:p>
+    <w:p>
+      <w:r>
+        <w:t>Diet — Nutrients like folic acid provide methyl groups that can silence or activate genes  Stress — Chronic stress can change which genes are active, especially in the brain  Exercise — Can turn on genes involved in metabolism  Toxins — Pollutants can disrupt normal epigenetic patterns    Your genes are not your destiny. Even identical twins (same DNA from Module 08 — mitosis produces identical copies) can develop different traits as they age because of epigenetic differences.</w:t>
       </w:r>
     </w:p>
     <w:p>

--- a/PUBLISHED/biol-1/ALL_FILES/module-10-epigenetics-keys-to-success.docx
+++ b/PUBLISHED/biol-1/ALL_FILES/module-10-epigenetics-keys-to-success.docx
@@ -3,11 +3,17 @@
 <w:document xmlns:wpc="http://schemas.microsoft.com/office/word/2010/wordprocessingCanvas" xmlns:mo="http://schemas.microsoft.com/office/mac/office/2008/main" xmlns:mc="http://schemas.openxmlformats.org/markup-compatibility/2006" xmlns:mv="urn:schemas-microsoft-com:mac:vml" xmlns:o="urn:schemas-microsoft-com:office:office" xmlns:r="http://schemas.openxmlformats.org/officeDocument/2006/relationships" xmlns:m="http://schemas.openxmlformats.org/officeDocument/2006/math" xmlns:v="urn:schemas-microsoft-com:vml" xmlns:wp14="http://schemas.microsoft.com/office/word/2010/wordprocessingDrawing" xmlns:wp="http://schemas.openxmlformats.org/drawingml/2006/wordprocessingDrawing" xmlns:w10="urn:schemas-microsoft-com:office:word" xmlns:w="http://schemas.openxmlformats.org/wordprocessingml/2006/main" xmlns:w14="http://schemas.microsoft.com/office/word/2010/wordml" xmlns:wpg="http://schemas.microsoft.com/office/word/2010/wordprocessingGroup" xmlns:wpi="http://schemas.microsoft.com/office/word/2010/wordprocessingInk" xmlns:wne="http://schemas.microsoft.com/office/word/2006/wordml" xmlns:wps="http://schemas.microsoft.com/office/word/2010/wordprocessingShape" mc:Ignorable="w14 wp14">
   <w:body>
     <w:p>
+      <w:pPr>
+        <w:pStyle w:val="Heading1"/>
+      </w:pPr>
       <w:r>
         <w:t>Module 10: Epigenetics — Keys to Success</w:t>
       </w:r>
     </w:p>
     <w:p>
+      <w:pPr>
+        <w:pStyle w:val="Heading2"/>
+      </w:pPr>
       <w:r>
         <w:t>Learning Objectives</w:t>
       </w:r>
@@ -19,47 +25,450 @@
     </w:p>
     <w:p>
       <w:r>
-        <w:t>Explain why cells with the same DNA look and act differently  Define epigenetics and explain how it is different from a mutation  Describe how DNA methylation and histone acetylation work  Give examples of how diet, stress, or other environmental factors can change gene activity   The Big Picture</w:t>
+        <w:t xml:space="preserve">1. </w:t>
+      </w:r>
+      <w:r>
+        <w:t>Explain why cells with the same DNA look and act differently</w:t>
       </w:r>
     </w:p>
     <w:p>
       <w:r>
-        <w:t>In Module 07 you learned: DNA → RNA → Protein . But here's the key question — does every cell make every protein? No. A muscle cell only uses muscle genes. A nerve cell only uses nerve genes. Something is deciding which genes to turn on. That "something" is gene regulation , and one of the most important forms of it is epigenetics .</w:t>
+        <w:t xml:space="preserve">2. </w:t>
+      </w:r>
+      <w:r>
+        <w:t>Define epigenetics and explain how it is different from a mutation</w:t>
       </w:r>
     </w:p>
     <w:p>
+      <w:r>
+        <w:t xml:space="preserve">3. </w:t>
+      </w:r>
+      <w:r>
+        <w:t>Describe how DNA methylation and histone acetylation work</w:t>
+      </w:r>
+    </w:p>
+    <w:p>
+      <w:r>
+        <w:t xml:space="preserve">4. </w:t>
+      </w:r>
+      <w:r>
+        <w:t>Give examples of how diet, stress, or other environmental factors can change gene activity</w:t>
+      </w:r>
+    </w:p>
+    <w:p>
+      <w:pPr>
+        <w:pStyle w:val="Heading2"/>
+      </w:pPr>
+      <w:r>
+        <w:t>The Big Picture</w:t>
+      </w:r>
+    </w:p>
+    <w:p>
+      <w:r>
+        <w:br/>
+      </w:r>
+      <w:r>
+        <w:t xml:space="preserve">In Module 07 you learned: </w:t>
+      </w:r>
+      <w:r>
+        <w:rPr>
+          <w:b/>
+        </w:rPr>
+        <w:t>DNA → RNA → Protein</w:t>
+      </w:r>
+      <w:r>
+        <w:t xml:space="preserve">. But here's the key question — does every cell make every protein? </w:t>
+      </w:r>
+      <w:r>
+        <w:rPr>
+          <w:b/>
+        </w:rPr>
+        <w:t>No.</w:t>
+      </w:r>
+      <w:r>
+        <w:t xml:space="preserve"> A muscle cell only uses muscle genes. A nerve cell only uses nerve genes. Something is deciding which genes to turn on. That "something" is </w:t>
+      </w:r>
+      <w:r>
+        <w:rPr>
+          <w:b/>
+        </w:rPr>
+        <w:t>gene regulation</w:t>
+      </w:r>
+      <w:r>
+        <w:t xml:space="preserve">, and one of the most important forms of it is </w:t>
+      </w:r>
+      <w:r>
+        <w:rPr>
+          <w:b/>
+        </w:rPr>
+        <w:t>epigenetics</w:t>
+      </w:r>
+      <w:r>
+        <w:t>.</w:t>
+      </w:r>
+    </w:p>
+    <w:p>
+      <w:pPr>
+        <w:pStyle w:val="Heading2"/>
+      </w:pPr>
       <w:r>
         <w:t>Key Terms</w:t>
       </w:r>
     </w:p>
     <w:p>
+      <w:pPr>
+        <w:pStyle w:val="Heading3"/>
+      </w:pPr>
       <w:r>
         <w:t>Why Don't All Genes Turn On?</w:t>
       </w:r>
     </w:p>
     <w:p>
       <w:r>
-        <w:t>Gene expression — When a cell actually uses a gene to make its protein (remember: transcription + translation from Module 07)  Gene regulation — The process of turning genes on or off  Transcription factor — A protein that attaches near a gene and helps turn it on or off (remember: transcription starts at the promoter — Module 07)    Simple analogy: Your DNA is a giant recipe book. Gene regulation is deciding which recipes to cook today. Every cell has the whole book, but a liver cell only cooks liver recipes.</w:t>
+        <w:t xml:space="preserve">• </w:t>
+      </w:r>
+      <w:r>
+        <w:rPr>
+          <w:b/>
+        </w:rPr>
+        <w:t>Gene expression</w:t>
+      </w:r>
+      <w:r>
+        <w:t xml:space="preserve"> — When a cell actually uses a gene to make its protein (remember: transcription + translation from Module 07)</w:t>
       </w:r>
     </w:p>
     <w:p>
+      <w:r>
+        <w:t xml:space="preserve">• </w:t>
+      </w:r>
+      <w:r>
+        <w:rPr>
+          <w:b/>
+        </w:rPr>
+        <w:t>Gene regulation</w:t>
+      </w:r>
+      <w:r>
+        <w:t xml:space="preserve"> — The process of turning genes on or off</w:t>
+      </w:r>
+    </w:p>
+    <w:p>
+      <w:r>
+        <w:t xml:space="preserve">• </w:t>
+      </w:r>
+      <w:r>
+        <w:rPr>
+          <w:b/>
+        </w:rPr>
+        <w:t>Transcription factor</w:t>
+      </w:r>
+      <w:r>
+        <w:t xml:space="preserve"> — A protein that attaches near a gene and helps turn it on or off (remember: transcription starts at the </w:t>
+      </w:r>
+      <w:r>
+        <w:rPr>
+          <w:b/>
+        </w:rPr>
+        <w:t>promoter</w:t>
+      </w:r>
+      <w:r>
+        <w:t xml:space="preserve"> — Module 07)</w:t>
+      </w:r>
+    </w:p>
+    <w:p>
+      <w:r>
+        <w:br/>
+      </w:r>
+      <w:r>
+        <w:rPr>
+          <w:b/>
+        </w:rPr>
+        <w:t>Simple analogy:</w:t>
+      </w:r>
+      <w:r>
+        <w:t xml:space="preserve"> Your DNA is a giant recipe book. Gene regulation is deciding which recipes to cook today. Every cell has the whole book, but a liver cell only cooks liver recipes.</w:t>
+      </w:r>
+    </w:p>
+    <w:p>
+      <w:pPr>
+        <w:pStyle w:val="Heading3"/>
+      </w:pPr>
       <w:r>
         <w:t>Epigenetics — Changing the Volume, Not the Song</w:t>
       </w:r>
     </w:p>
     <w:p>
       <w:r>
-        <w:t>Epigenetics — Changes that turn genes on or off without changing the DNA sequence  This is NOT a mutation — a mutation changes the letters of DNA (Module 07); epigenetics changes whether the gene gets read or ignored  Epigenetic changes can be reversed (mutations usually cannot)   Two Main Epigenetic Tools</w:t>
+        <w:t xml:space="preserve">• </w:t>
+      </w:r>
+      <w:r>
+        <w:rPr>
+          <w:b/>
+        </w:rPr>
+        <w:t>Epigenetics</w:t>
+      </w:r>
+      <w:r>
+        <w:t xml:space="preserve"> — Changes that turn genes on or off </w:t>
+      </w:r>
+      <w:r>
+        <w:rPr>
+          <w:b/>
+        </w:rPr>
+        <w:t>without changing the DNA sequence</w:t>
       </w:r>
     </w:p>
     <w:p>
       <w:r>
-        <w:t>Tool  What It Does  Memory Trick      DNA Methylation  Adds a chemical tag to DNA → gene is silenced (OFF)  M ethylation = M uting    Histone Acetylation  Adds a chemical tag to histones → DNA loosens → gene is active (ON)  A cetylation = A ctivation      Histones are the spool-like proteins that DNA wraps around (like thread on a spool)  When histones are tightly wound → DNA is closed → gene is OFF  When histones are loosened → DNA is open → gene is ON   X-Inactivation — You Can See Epigenetics</w:t>
+        <w:t xml:space="preserve">• </w:t>
+      </w:r>
+      <w:r>
+        <w:t xml:space="preserve">This is NOT a mutation — a mutation changes the letters of DNA (Module 07); epigenetics changes whether the gene gets </w:t>
+      </w:r>
+      <w:r>
+        <w:rPr>
+          <w:i/>
+        </w:rPr>
+        <w:t>read</w:t>
+      </w:r>
+      <w:r>
+        <w:t xml:space="preserve"> or </w:t>
+      </w:r>
+      <w:r>
+        <w:rPr>
+          <w:i/>
+        </w:rPr>
+        <w:t>ignored</w:t>
       </w:r>
     </w:p>
     <w:p>
       <w:r>
-        <w:t>Females have two X chromosomes (XX). Early in development, one X in each cell is randomly shut down → it becomes a dense blob called a Barr body  Calico cats — The patches of orange and black fur happen because different cells randomly shut down different X chromosomes  This is a real, visible example of epigenetics — same DNA, different outcome depending on which X is silenced   How the Environment Affects Your Genes</w:t>
+        <w:t xml:space="preserve">• </w:t>
+      </w:r>
+      <w:r>
+        <w:t xml:space="preserve">Epigenetic changes can be </w:t>
+      </w:r>
+      <w:r>
+        <w:rPr>
+          <w:b/>
+        </w:rPr>
+        <w:t>reversed</w:t>
+      </w:r>
+      <w:r>
+        <w:t xml:space="preserve"> (mutations usually cannot)</w:t>
+      </w:r>
+    </w:p>
+    <w:p>
+      <w:pPr>
+        <w:pStyle w:val="Heading3"/>
+      </w:pPr>
+      <w:r>
+        <w:t>Two Main Epigenetic Tools</w:t>
+      </w:r>
+    </w:p>
+    <w:tbl>
+      <w:tblPr>
+        <w:tblW w:type="auto" w:w="0"/>
+        <w:tblLook w:firstColumn="1" w:firstRow="1" w:lastColumn="0" w:lastRow="0" w:noHBand="0" w:noVBand="1" w:val="04A0"/>
+      </w:tblPr>
+      <w:tblGrid>
+        <w:gridCol w:w="2880"/>
+        <w:gridCol w:w="2880"/>
+        <w:gridCol w:w="2880"/>
+      </w:tblGrid>
+      <w:tr>
+        <w:tc>
+          <w:tcPr>
+            <w:tcW w:type="dxa" w:w="2880"/>
+          </w:tcPr>
+          <w:p>
+            <w:r>
+              <w:t>Tool</w:t>
+            </w:r>
+          </w:p>
+        </w:tc>
+        <w:tc>
+          <w:tcPr>
+            <w:tcW w:type="dxa" w:w="2880"/>
+          </w:tcPr>
+          <w:p>
+            <w:r>
+              <w:t>What It Does</w:t>
+            </w:r>
+          </w:p>
+        </w:tc>
+        <w:tc>
+          <w:tcPr>
+            <w:tcW w:type="dxa" w:w="2880"/>
+          </w:tcPr>
+          <w:p>
+            <w:r>
+              <w:t>Memory Trick</w:t>
+            </w:r>
+          </w:p>
+        </w:tc>
+      </w:tr>
+      <w:tr>
+        <w:tc>
+          <w:tcPr>
+            <w:tcW w:type="dxa" w:w="2880"/>
+          </w:tcPr>
+          <w:p>
+            <w:r>
+              <w:t>DNA Methylation</w:t>
+            </w:r>
+          </w:p>
+        </w:tc>
+        <w:tc>
+          <w:tcPr>
+            <w:tcW w:type="dxa" w:w="2880"/>
+          </w:tcPr>
+          <w:p>
+            <w:r>
+              <w:t>Adds a chemical tag to DNA → gene is silenced (OFF)</w:t>
+            </w:r>
+          </w:p>
+        </w:tc>
+        <w:tc>
+          <w:tcPr>
+            <w:tcW w:type="dxa" w:w="2880"/>
+          </w:tcPr>
+          <w:p>
+            <w:r>
+              <w:t>Methylation = Muting</w:t>
+            </w:r>
+          </w:p>
+        </w:tc>
+      </w:tr>
+      <w:tr>
+        <w:tc>
+          <w:tcPr>
+            <w:tcW w:type="dxa" w:w="2880"/>
+          </w:tcPr>
+          <w:p>
+            <w:r>
+              <w:t>Histone Acetylation</w:t>
+            </w:r>
+          </w:p>
+        </w:tc>
+        <w:tc>
+          <w:tcPr>
+            <w:tcW w:type="dxa" w:w="2880"/>
+          </w:tcPr>
+          <w:p>
+            <w:r>
+              <w:t>Adds a chemical tag to histones → DNA loosens → gene is active (ON)</w:t>
+            </w:r>
+          </w:p>
+        </w:tc>
+        <w:tc>
+          <w:tcPr>
+            <w:tcW w:type="dxa" w:w="2880"/>
+          </w:tcPr>
+          <w:p>
+            <w:r>
+              <w:t>Acetylation = Activation</w:t>
+            </w:r>
+          </w:p>
+        </w:tc>
+      </w:tr>
+    </w:tbl>
+    <w:p>
+      <w:r>
+        <w:t xml:space="preserve">• </w:t>
+      </w:r>
+      <w:r>
+        <w:rPr>
+          <w:b/>
+        </w:rPr>
+        <w:t>Histones</w:t>
+      </w:r>
+      <w:r>
+        <w:t xml:space="preserve"> are the spool-like proteins that DNA wraps around (like thread on a spool)</w:t>
+      </w:r>
+    </w:p>
+    <w:p>
+      <w:r>
+        <w:t xml:space="preserve">• </w:t>
+      </w:r>
+      <w:r>
+        <w:t xml:space="preserve">When histones are </w:t>
+      </w:r>
+      <w:r>
+        <w:rPr>
+          <w:b/>
+        </w:rPr>
+        <w:t>tightly wound</w:t>
+      </w:r>
+      <w:r>
+        <w:t xml:space="preserve"> → DNA is closed → gene is OFF</w:t>
+      </w:r>
+    </w:p>
+    <w:p>
+      <w:r>
+        <w:t xml:space="preserve">• </w:t>
+      </w:r>
+      <w:r>
+        <w:t xml:space="preserve">When histones are </w:t>
+      </w:r>
+      <w:r>
+        <w:rPr>
+          <w:b/>
+        </w:rPr>
+        <w:t>loosened</w:t>
+      </w:r>
+      <w:r>
+        <w:t xml:space="preserve"> → DNA is open → gene is ON</w:t>
+      </w:r>
+    </w:p>
+    <w:p>
+      <w:pPr>
+        <w:pStyle w:val="Heading3"/>
+      </w:pPr>
+      <w:r>
+        <w:t>X-Inactivation — You Can See Epigenetics</w:t>
+      </w:r>
+    </w:p>
+    <w:p>
+      <w:r>
+        <w:t xml:space="preserve">• </w:t>
+      </w:r>
+      <w:r>
+        <w:t xml:space="preserve">Females have two X chromosomes (XX). Early in development, one X in each cell is randomly shut down → it becomes a dense blob called a </w:t>
+      </w:r>
+      <w:r>
+        <w:rPr>
+          <w:b/>
+        </w:rPr>
+        <w:t>Barr body</w:t>
+      </w:r>
+    </w:p>
+    <w:p>
+      <w:r>
+        <w:t xml:space="preserve">• </w:t>
+      </w:r>
+      <w:r>
+        <w:rPr>
+          <w:b/>
+        </w:rPr>
+        <w:t>Calico cats</w:t>
+      </w:r>
+      <w:r>
+        <w:t xml:space="preserve"> — The patches of orange and black fur happen because different cells randomly shut down different X chromosomes</w:t>
+      </w:r>
+    </w:p>
+    <w:p>
+      <w:r>
+        <w:t xml:space="preserve">• </w:t>
+      </w:r>
+      <w:r>
+        <w:t>This is a real, visible example of epigenetics — same DNA, different outcome depending on which X is silenced</w:t>
+      </w:r>
+    </w:p>
+    <w:p>
+      <w:pPr>
+        <w:pStyle w:val="Heading2"/>
+      </w:pPr>
+      <w:r>
+        <w:t>How the Environment Affects Your Genes</w:t>
       </w:r>
     </w:p>
     <w:p>
@@ -69,12 +478,150 @@
     </w:p>
     <w:p>
       <w:r>
-        <w:t>Diet — Nutrients like folic acid provide methyl groups that can silence or activate genes  Stress — Chronic stress can change which genes are active, especially in the brain  Exercise — Can turn on genes involved in metabolism  Toxins — Pollutants can disrupt normal epigenetic patterns    Your genes are not your destiny. Even identical twins (same DNA from Module 08 — mitosis produces identical copies) can develop different traits as they age because of epigenetic differences.</w:t>
+        <w:t xml:space="preserve">• </w:t>
+      </w:r>
+      <w:r>
+        <w:rPr>
+          <w:b/>
+        </w:rPr>
+        <w:t>Diet</w:t>
+      </w:r>
+      <w:r>
+        <w:t xml:space="preserve"> — Nutrients like folic acid provide methyl groups that can silence or activate genes</w:t>
       </w:r>
     </w:p>
     <w:p>
       <w:r>
+        <w:t xml:space="preserve">• </w:t>
+      </w:r>
+      <w:r>
+        <w:rPr>
+          <w:b/>
+        </w:rPr>
+        <w:t>Stress</w:t>
+      </w:r>
+      <w:r>
+        <w:t xml:space="preserve"> — Chronic stress can change which genes are active, especially in the brain</w:t>
+      </w:r>
+    </w:p>
+    <w:p>
+      <w:r>
+        <w:t xml:space="preserve">• </w:t>
+      </w:r>
+      <w:r>
+        <w:rPr>
+          <w:b/>
+        </w:rPr>
+        <w:t>Exercise</w:t>
+      </w:r>
+      <w:r>
+        <w:t xml:space="preserve"> — Can turn on genes involved in metabolism</w:t>
+      </w:r>
+    </w:p>
+    <w:p>
+      <w:r>
+        <w:t xml:space="preserve">• </w:t>
+      </w:r>
+      <w:r>
+        <w:rPr>
+          <w:b/>
+        </w:rPr>
+        <w:t>Toxins</w:t>
+      </w:r>
+      <w:r>
+        <w:t xml:space="preserve"> — Pollutants can disrupt normal epigenetic patterns</w:t>
+      </w:r>
+    </w:p>
+    <w:p>
+      <w:r>
+        <w:br/>
+      </w:r>
+      <w:r>
+        <w:rPr>
+          <w:b/>
+        </w:rPr>
+        <w:t>Your genes are not your destiny.</w:t>
+      </w:r>
+      <w:r>
+        <w:t xml:space="preserve"> Even identical twins (same DNA from Module 08 — mitosis produces identical copies) can develop different traits as they age because of epigenetic differences.</w:t>
+      </w:r>
+    </w:p>
+    <w:p>
+      <w:pPr>
+        <w:pStyle w:val="Heading2"/>
+      </w:pPr>
+      <w:r>
         <w:t>Study Tips</w:t>
+      </w:r>
+    </w:p>
+    <w:p>
+      <w:r>
+        <w:t xml:space="preserve">1. </w:t>
+      </w:r>
+      <w:r>
+        <w:rPr>
+          <w:b/>
+        </w:rPr>
+        <w:t>Start from Module 07</w:t>
+      </w:r>
+      <w:r>
+        <w:t xml:space="preserve"> — If you understand DNA → RNA → Protein, then epigenetics is just: "what decides whether that arrow gets used or not"</w:t>
+      </w:r>
+    </w:p>
+    <w:p>
+      <w:r>
+        <w:t xml:space="preserve">2. </w:t>
+      </w:r>
+      <w:r>
+        <w:rPr>
+          <w:b/>
+        </w:rPr>
+        <w:t>Methylation = Muting</w:t>
+      </w:r>
+      <w:r>
+        <w:t xml:space="preserve"> — both start with M; methylation silences genes</w:t>
+      </w:r>
+    </w:p>
+    <w:p>
+      <w:r>
+        <w:t xml:space="preserve">3. </w:t>
+      </w:r>
+      <w:r>
+        <w:rPr>
+          <w:b/>
+        </w:rPr>
+        <w:t>Acetylation = Activation</w:t>
+      </w:r>
+      <w:r>
+        <w:t xml:space="preserve"> — both start with A; acetylation opens DNA up</w:t>
+      </w:r>
+    </w:p>
+    <w:p>
+      <w:r>
+        <w:t xml:space="preserve">4. </w:t>
+      </w:r>
+      <w:r>
+        <w:rPr>
+          <w:b/>
+        </w:rPr>
+        <w:t>Epigenetics ≠ mutation</w:t>
+      </w:r>
+      <w:r>
+        <w:t xml:space="preserve"> — Mutations change the recipe. Epigenetics closes the recipe book to that page.</w:t>
+      </w:r>
+    </w:p>
+    <w:p>
+      <w:r>
+        <w:t xml:space="preserve">5. </w:t>
+      </w:r>
+      <w:r>
+        <w:rPr>
+          <w:b/>
+        </w:rPr>
+        <w:t>Calico cats</w:t>
+      </w:r>
+      <w:r>
+        <w:t xml:space="preserve"> — The single best example to remember; visible proof that same DNA → different outcomes</w:t>
       </w:r>
     </w:p>
     <w:sectPr>

--- a/PUBLISHED/biol-1/ALL_FILES/module-10-epigenetics-keys-to-success.docx
+++ b/PUBLISHED/biol-1/ALL_FILES/module-10-epigenetics-keys-to-success.docx
@@ -7,7 +7,7 @@
         <w:pStyle w:val="Heading1"/>
       </w:pPr>
       <w:r>
-        <w:t>Module 10: Epigenetics — Keys to Success</w:t>
+        <w:t>Module 10: Epigenetics - Keys to Success</w:t>
       </w:r>
     </w:p>
     <w:p>
@@ -28,7 +28,7 @@
         <w:t xml:space="preserve">1. </w:t>
       </w:r>
       <w:r>
-        <w:t>Explain why cells with the same DNA look and act differently</w:t>
+        <w:t>Explain gene regulation as control of gene activity.</w:t>
       </w:r>
     </w:p>
     <w:p>
@@ -36,7 +36,7 @@
         <w:t xml:space="preserve">2. </w:t>
       </w:r>
       <w:r>
-        <w:t>Define epigenetics and explain how it is different from a mutation</w:t>
+        <w:t>Describe DNA methylation at an introductory level.</w:t>
       </w:r>
     </w:p>
     <w:p>
@@ -44,7 +44,7 @@
         <w:t xml:space="preserve">3. </w:t>
       </w:r>
       <w:r>
-        <w:t>Describe how DNA methylation and histone acetylation work</w:t>
+        <w:t>Connect chromatin structure to gene accessibility.</w:t>
       </w:r>
     </w:p>
     <w:p>
@@ -52,7 +52,15 @@
         <w:t xml:space="preserve">4. </w:t>
       </w:r>
       <w:r>
-        <w:t>Give examples of how diet, stress, or other environmental factors can change gene activity</w:t>
+        <w:t>Give a careful example of environmental influence on expression.</w:t>
+      </w:r>
+    </w:p>
+    <w:p>
+      <w:r>
+        <w:t xml:space="preserve">5. </w:t>
+      </w:r>
+      <w:r>
+        <w:t>Distinguish epigenetic regulation from mutation.</w:t>
       </w:r>
     </w:p>
     <w:p>
@@ -60,51 +68,47 @@
         <w:pStyle w:val="Heading2"/>
       </w:pPr>
       <w:r>
-        <w:t>The Big Picture</w:t>
+        <w:t>Topics</w:t>
       </w:r>
     </w:p>
     <w:p>
       <w:r>
-        <w:br/>
+        <w:t xml:space="preserve">• </w:t>
       </w:r>
       <w:r>
-        <w:t xml:space="preserve">In Module 07 you learned: </w:t>
+        <w:t>Gene regulation as control</w:t>
+      </w:r>
+    </w:p>
+    <w:p>
+      <w:r>
+        <w:t xml:space="preserve">• </w:t>
       </w:r>
       <w:r>
-        <w:rPr>
-          <w:b/>
-        </w:rPr>
-        <w:t>DNA → RNA → Protein</w:t>
+        <w:t>DNA methylation</w:t>
+      </w:r>
+    </w:p>
+    <w:p>
+      <w:r>
+        <w:t xml:space="preserve">• </w:t>
       </w:r>
       <w:r>
-        <w:t xml:space="preserve">. But here's the key question — does every cell make every protein? </w:t>
+        <w:t>Histone and chromatin change</w:t>
+      </w:r>
+    </w:p>
+    <w:p>
+      <w:r>
+        <w:t xml:space="preserve">• </w:t>
       </w:r>
       <w:r>
-        <w:rPr>
-          <w:b/>
-        </w:rPr>
-        <w:t>No.</w:t>
+        <w:t>Environment and expression</w:t>
+      </w:r>
+    </w:p>
+    <w:p>
+      <w:r>
+        <w:t xml:space="preserve">• </w:t>
       </w:r>
       <w:r>
-        <w:t xml:space="preserve"> A muscle cell only uses muscle genes. A nerve cell only uses nerve genes. Something is deciding which genes to turn on. That "something" is </w:t>
-      </w:r>
-      <w:r>
-        <w:rPr>
-          <w:b/>
-        </w:rPr>
-        <w:t>gene regulation</w:t>
-      </w:r>
-      <w:r>
-        <w:t xml:space="preserve">, and one of the most important forms of it is </w:t>
-      </w:r>
-      <w:r>
-        <w:rPr>
-          <w:b/>
-        </w:rPr>
-        <w:t>epigenetics</w:t>
-      </w:r>
-      <w:r>
-        <w:t>.</w:t>
+        <w:t>Epigenetics versus mutation</w:t>
       </w:r>
     </w:p>
     <w:p>
@@ -112,29 +116,7 @@
         <w:pStyle w:val="Heading2"/>
       </w:pPr>
       <w:r>
-        <w:t>Key Terms</w:t>
-      </w:r>
-    </w:p>
-    <w:p>
-      <w:pPr>
-        <w:pStyle w:val="Heading3"/>
-      </w:pPr>
-      <w:r>
-        <w:t>Why Don't All Genes Turn On?</w:t>
-      </w:r>
-    </w:p>
-    <w:p>
-      <w:r>
-        <w:t xml:space="preserve">• </w:t>
-      </w:r>
-      <w:r>
-        <w:rPr>
-          <w:b/>
-        </w:rPr>
-        <w:t>Gene expression</w:t>
-      </w:r>
-      <w:r>
-        <w:t xml:space="preserve"> — When a cell actually uses a gene to make its protein (remember: transcription + translation from Module 07)</w:t>
+        <w:t>Key Terms to Know</w:t>
       </w:r>
     </w:p>
     <w:p>
@@ -148,7 +130,63 @@
         <w:t>Gene regulation</w:t>
       </w:r>
       <w:r>
-        <w:t xml:space="preserve"> — The process of turning genes on or off</w:t>
+        <w:t xml:space="preserve"> - Control of when and how strongly genes are used.</w:t>
+      </w:r>
+    </w:p>
+    <w:p>
+      <w:r>
+        <w:t xml:space="preserve">• </w:t>
+      </w:r>
+      <w:r>
+        <w:rPr>
+          <w:b/>
+        </w:rPr>
+        <w:t>Epigenetics</w:t>
+      </w:r>
+      <w:r>
+        <w:t xml:space="preserve"> - Heritable or persistent expression changes without DNA sequence change.</w:t>
+      </w:r>
+    </w:p>
+    <w:p>
+      <w:r>
+        <w:t xml:space="preserve">• </w:t>
+      </w:r>
+      <w:r>
+        <w:rPr>
+          <w:b/>
+        </w:rPr>
+        <w:t>DNA methylation</w:t>
+      </w:r>
+      <w:r>
+        <w:t xml:space="preserve"> - Chemical marking of DNA often associated with reduced transcription.</w:t>
+      </w:r>
+    </w:p>
+    <w:p>
+      <w:r>
+        <w:t xml:space="preserve">• </w:t>
+      </w:r>
+      <w:r>
+        <w:rPr>
+          <w:b/>
+        </w:rPr>
+        <w:t>Histone</w:t>
+      </w:r>
+      <w:r>
+        <w:t xml:space="preserve"> - Protein around which DNA is packaged.</w:t>
+      </w:r>
+    </w:p>
+    <w:p>
+      <w:r>
+        <w:t xml:space="preserve">• </w:t>
+      </w:r>
+      <w:r>
+        <w:rPr>
+          <w:b/>
+        </w:rPr>
+        <w:t>Chromatin</w:t>
+      </w:r>
+      <w:r>
+        <w:t xml:space="preserve"> - DNA-protein complex that can be open or compact.</w:t>
       </w:r>
     </w:p>
     <w:p>
@@ -162,38 +200,7 @@
         <w:t>Transcription factor</w:t>
       </w:r>
       <w:r>
-        <w:t xml:space="preserve"> — A protein that attaches near a gene and helps turn it on or off (remember: transcription starts at the </w:t>
-      </w:r>
-      <w:r>
-        <w:rPr>
-          <w:b/>
-        </w:rPr>
-        <w:t>promoter</w:t>
-      </w:r>
-      <w:r>
-        <w:t xml:space="preserve"> — Module 07)</w:t>
-      </w:r>
-    </w:p>
-    <w:p>
-      <w:r>
-        <w:br/>
-      </w:r>
-      <w:r>
-        <w:rPr>
-          <w:b/>
-        </w:rPr>
-        <w:t>Simple analogy:</w:t>
-      </w:r>
-      <w:r>
-        <w:t xml:space="preserve"> Your DNA is a giant recipe book. Gene regulation is deciding which recipes to cook today. Every cell has the whole book, but a liver cell only cooks liver recipes.</w:t>
-      </w:r>
-    </w:p>
-    <w:p>
-      <w:pPr>
-        <w:pStyle w:val="Heading3"/>
-      </w:pPr>
-      <w:r>
-        <w:t>Epigenetics — Changing the Volume, Not the Song</w:t>
+        <w:t xml:space="preserve"> - Protein that helps control transcription.</w:t>
       </w:r>
     </w:p>
     <w:p>
@@ -204,241 +211,10 @@
         <w:rPr>
           <w:b/>
         </w:rPr>
-        <w:t>Epigenetics</w:t>
+        <w:t>Mutation</w:t>
       </w:r>
       <w:r>
-        <w:t xml:space="preserve"> — Changes that turn genes on or off </w:t>
-      </w:r>
-      <w:r>
-        <w:rPr>
-          <w:b/>
-        </w:rPr>
-        <w:t>without changing the DNA sequence</w:t>
-      </w:r>
-    </w:p>
-    <w:p>
-      <w:r>
-        <w:t xml:space="preserve">• </w:t>
-      </w:r>
-      <w:r>
-        <w:t xml:space="preserve">This is NOT a mutation — a mutation changes the letters of DNA (Module 07); epigenetics changes whether the gene gets </w:t>
-      </w:r>
-      <w:r>
-        <w:rPr>
-          <w:i/>
-        </w:rPr>
-        <w:t>read</w:t>
-      </w:r>
-      <w:r>
-        <w:t xml:space="preserve"> or </w:t>
-      </w:r>
-      <w:r>
-        <w:rPr>
-          <w:i/>
-        </w:rPr>
-        <w:t>ignored</w:t>
-      </w:r>
-    </w:p>
-    <w:p>
-      <w:r>
-        <w:t xml:space="preserve">• </w:t>
-      </w:r>
-      <w:r>
-        <w:t xml:space="preserve">Epigenetic changes can be </w:t>
-      </w:r>
-      <w:r>
-        <w:rPr>
-          <w:b/>
-        </w:rPr>
-        <w:t>reversed</w:t>
-      </w:r>
-      <w:r>
-        <w:t xml:space="preserve"> (mutations usually cannot)</w:t>
-      </w:r>
-    </w:p>
-    <w:p>
-      <w:pPr>
-        <w:pStyle w:val="Heading3"/>
-      </w:pPr>
-      <w:r>
-        <w:t>Two Main Epigenetic Tools</w:t>
-      </w:r>
-    </w:p>
-    <w:tbl>
-      <w:tblPr>
-        <w:tblW w:type="auto" w:w="0"/>
-        <w:tblLook w:firstColumn="1" w:firstRow="1" w:lastColumn="0" w:lastRow="0" w:noHBand="0" w:noVBand="1" w:val="04A0"/>
-      </w:tblPr>
-      <w:tblGrid>
-        <w:gridCol w:w="2880"/>
-        <w:gridCol w:w="2880"/>
-        <w:gridCol w:w="2880"/>
-      </w:tblGrid>
-      <w:tr>
-        <w:tc>
-          <w:tcPr>
-            <w:tcW w:type="dxa" w:w="2880"/>
-          </w:tcPr>
-          <w:p>
-            <w:r>
-              <w:t>Tool</w:t>
-            </w:r>
-          </w:p>
-        </w:tc>
-        <w:tc>
-          <w:tcPr>
-            <w:tcW w:type="dxa" w:w="2880"/>
-          </w:tcPr>
-          <w:p>
-            <w:r>
-              <w:t>What It Does</w:t>
-            </w:r>
-          </w:p>
-        </w:tc>
-        <w:tc>
-          <w:tcPr>
-            <w:tcW w:type="dxa" w:w="2880"/>
-          </w:tcPr>
-          <w:p>
-            <w:r>
-              <w:t>Memory Trick</w:t>
-            </w:r>
-          </w:p>
-        </w:tc>
-      </w:tr>
-      <w:tr>
-        <w:tc>
-          <w:tcPr>
-            <w:tcW w:type="dxa" w:w="2880"/>
-          </w:tcPr>
-          <w:p>
-            <w:r>
-              <w:t>DNA Methylation</w:t>
-            </w:r>
-          </w:p>
-        </w:tc>
-        <w:tc>
-          <w:tcPr>
-            <w:tcW w:type="dxa" w:w="2880"/>
-          </w:tcPr>
-          <w:p>
-            <w:r>
-              <w:t>Adds a chemical tag to DNA → gene is silenced (OFF)</w:t>
-            </w:r>
-          </w:p>
-        </w:tc>
-        <w:tc>
-          <w:tcPr>
-            <w:tcW w:type="dxa" w:w="2880"/>
-          </w:tcPr>
-          <w:p>
-            <w:r>
-              <w:t>Methylation = Muting</w:t>
-            </w:r>
-          </w:p>
-        </w:tc>
-      </w:tr>
-      <w:tr>
-        <w:tc>
-          <w:tcPr>
-            <w:tcW w:type="dxa" w:w="2880"/>
-          </w:tcPr>
-          <w:p>
-            <w:r>
-              <w:t>Histone Acetylation</w:t>
-            </w:r>
-          </w:p>
-        </w:tc>
-        <w:tc>
-          <w:tcPr>
-            <w:tcW w:type="dxa" w:w="2880"/>
-          </w:tcPr>
-          <w:p>
-            <w:r>
-              <w:t>Adds a chemical tag to histones → DNA loosens → gene is active (ON)</w:t>
-            </w:r>
-          </w:p>
-        </w:tc>
-        <w:tc>
-          <w:tcPr>
-            <w:tcW w:type="dxa" w:w="2880"/>
-          </w:tcPr>
-          <w:p>
-            <w:r>
-              <w:t>Acetylation = Activation</w:t>
-            </w:r>
-          </w:p>
-        </w:tc>
-      </w:tr>
-    </w:tbl>
-    <w:p>
-      <w:r>
-        <w:t xml:space="preserve">• </w:t>
-      </w:r>
-      <w:r>
-        <w:rPr>
-          <w:b/>
-        </w:rPr>
-        <w:t>Histones</w:t>
-      </w:r>
-      <w:r>
-        <w:t xml:space="preserve"> are the spool-like proteins that DNA wraps around (like thread on a spool)</w:t>
-      </w:r>
-    </w:p>
-    <w:p>
-      <w:r>
-        <w:t xml:space="preserve">• </w:t>
-      </w:r>
-      <w:r>
-        <w:t xml:space="preserve">When histones are </w:t>
-      </w:r>
-      <w:r>
-        <w:rPr>
-          <w:b/>
-        </w:rPr>
-        <w:t>tightly wound</w:t>
-      </w:r>
-      <w:r>
-        <w:t xml:space="preserve"> → DNA is closed → gene is OFF</w:t>
-      </w:r>
-    </w:p>
-    <w:p>
-      <w:r>
-        <w:t xml:space="preserve">• </w:t>
-      </w:r>
-      <w:r>
-        <w:t xml:space="preserve">When histones are </w:t>
-      </w:r>
-      <w:r>
-        <w:rPr>
-          <w:b/>
-        </w:rPr>
-        <w:t>loosened</w:t>
-      </w:r>
-      <w:r>
-        <w:t xml:space="preserve"> → DNA is open → gene is ON</w:t>
-      </w:r>
-    </w:p>
-    <w:p>
-      <w:pPr>
-        <w:pStyle w:val="Heading3"/>
-      </w:pPr>
-      <w:r>
-        <w:t>X-Inactivation — You Can See Epigenetics</w:t>
-      </w:r>
-    </w:p>
-    <w:p>
-      <w:r>
-        <w:t xml:space="preserve">• </w:t>
-      </w:r>
-      <w:r>
-        <w:t xml:space="preserve">Females have two X chromosomes (XX). Early in development, one X in each cell is randomly shut down → it becomes a dense blob called a </w:t>
-      </w:r>
-      <w:r>
-        <w:rPr>
-          <w:b/>
-        </w:rPr>
-        <w:t>Barr body</w:t>
+        <w:t xml:space="preserve"> - Change in DNA sequence.</w:t>
       </w:r>
     </w:p>
     <w:p>
@@ -449,18 +225,10 @@
         <w:rPr>
           <w:b/>
         </w:rPr>
-        <w:t>Calico cats</w:t>
+        <w:t>Expression</w:t>
       </w:r>
       <w:r>
-        <w:t xml:space="preserve"> — The patches of orange and black fur happen because different cells randomly shut down different X chromosomes</w:t>
-      </w:r>
-    </w:p>
-    <w:p>
-      <w:r>
-        <w:t xml:space="preserve">• </w:t>
-      </w:r>
-      <w:r>
-        <w:t>This is a real, visible example of epigenetics — same DNA, different outcome depending on which X is silenced</w:t>
+        <w:t xml:space="preserve"> - Use of gene information to make RNA or protein.</w:t>
       </w:r>
     </w:p>
     <w:p>
@@ -468,82 +236,47 @@
         <w:pStyle w:val="Heading2"/>
       </w:pPr>
       <w:r>
-        <w:t>How the Environment Affects Your Genes</w:t>
+        <w:t>Core Contents</w:t>
       </w:r>
     </w:p>
     <w:p>
       <w:r>
-        <w:t>Remember from Module 09 that phenotype = genotype + environment? Epigenetics is one of the main ways environment influences phenotype:</w:t>
+        <w:t xml:space="preserve">1. </w:t>
+      </w:r>
+      <w:r>
+        <w:t>Cells regulate which genes are active rather than using every gene equally.</w:t>
       </w:r>
     </w:p>
     <w:p>
       <w:r>
-        <w:t xml:space="preserve">• </w:t>
+        <w:t xml:space="preserve">2. </w:t>
       </w:r>
       <w:r>
-        <w:rPr>
-          <w:b/>
-        </w:rPr>
-        <w:t>Diet</w:t>
-      </w:r>
-      <w:r>
-        <w:t xml:space="preserve"> — Nutrients like folic acid provide methyl groups that can silence or activate genes</w:t>
+        <w:t>DNA methylation can reduce transcription without changing base sequence.</w:t>
       </w:r>
     </w:p>
     <w:p>
       <w:r>
-        <w:t xml:space="preserve">• </w:t>
+        <w:t xml:space="preserve">3. </w:t>
       </w:r>
       <w:r>
-        <w:rPr>
-          <w:b/>
-        </w:rPr>
-        <w:t>Stress</w:t>
-      </w:r>
-      <w:r>
-        <w:t xml:space="preserve"> — Chronic stress can change which genes are active, especially in the brain</w:t>
+        <w:t>Histone and chromatin changes alter access to DNA.</w:t>
       </w:r>
     </w:p>
     <w:p>
       <w:r>
-        <w:t xml:space="preserve">• </w:t>
+        <w:t xml:space="preserve">4. </w:t>
       </w:r>
       <w:r>
-        <w:rPr>
-          <w:b/>
-        </w:rPr>
-        <w:t>Exercise</w:t>
-      </w:r>
-      <w:r>
-        <w:t xml:space="preserve"> — Can turn on genes involved in metabolism</w:t>
+        <w:t>Environmental conditions can influence gene expression patterns.</w:t>
       </w:r>
     </w:p>
     <w:p>
       <w:r>
-        <w:t xml:space="preserve">• </w:t>
+        <w:t xml:space="preserve">5. </w:t>
       </w:r>
       <w:r>
-        <w:rPr>
-          <w:b/>
-        </w:rPr>
-        <w:t>Toxins</w:t>
-      </w:r>
-      <w:r>
-        <w:t xml:space="preserve"> — Pollutants can disrupt normal epigenetic patterns</w:t>
-      </w:r>
-    </w:p>
-    <w:p>
-      <w:r>
-        <w:br/>
-      </w:r>
-      <w:r>
-        <w:rPr>
-          <w:b/>
-        </w:rPr>
-        <w:t>Your genes are not your destiny.</w:t>
-      </w:r>
-      <w:r>
-        <w:t xml:space="preserve"> Even identical twins (same DNA from Module 08 — mitosis produces identical copies) can develop different traits as they age because of epigenetic differences.</w:t>
+        <w:t>Epigenetic change affects gene activity, while mutation changes DNA sequence.</w:t>
       </w:r>
     </w:p>
     <w:p>
@@ -559,13 +292,7 @@
         <w:t xml:space="preserve">1. </w:t>
       </w:r>
       <w:r>
-        <w:rPr>
-          <w:b/>
-        </w:rPr>
-        <w:t>Start from Module 07</w:t>
-      </w:r>
-      <w:r>
-        <w:t xml:space="preserve"> — If you understand DNA → RNA → Protein, then epigenetics is just: "what decides whether that arrow gets used or not"</w:t>
+        <w:t>Start with the module's central claim before memorizing vocabulary.</w:t>
       </w:r>
     </w:p>
     <w:p>
@@ -573,13 +300,7 @@
         <w:t xml:space="preserve">2. </w:t>
       </w:r>
       <w:r>
-        <w:rPr>
-          <w:b/>
-        </w:rPr>
-        <w:t>Methylation = Muting</w:t>
-      </w:r>
-      <w:r>
-        <w:t xml:space="preserve"> — both start with M; methylation silences genes</w:t>
+        <w:t>Use the same-numbered lab as the evidence check for the module.</w:t>
       </w:r>
     </w:p>
     <w:p>
@@ -587,13 +308,7 @@
         <w:t xml:space="preserve">3. </w:t>
       </w:r>
       <w:r>
-        <w:rPr>
-          <w:b/>
-        </w:rPr>
-        <w:t>Acetylation = Activation</w:t>
-      </w:r>
-      <w:r>
-        <w:t xml:space="preserve"> — both start with A; acetylation opens DNA up</w:t>
+        <w:t>Explain one mechanism in words, then redraw it as a simple diagram.</w:t>
       </w:r>
     </w:p>
     <w:p>
@@ -601,27 +316,58 @@
         <w:t xml:space="preserve">4. </w:t>
       </w:r>
       <w:r>
-        <w:rPr>
-          <w:b/>
-        </w:rPr>
-        <w:t>Epigenetics ≠ mutation</w:t>
+        <w:t>Answer retrieval questions without notes, then revise with the terms list.</w:t>
       </w:r>
+    </w:p>
+    <w:p>
+      <w:pPr>
+        <w:pStyle w:val="Heading2"/>
+      </w:pPr>
       <w:r>
-        <w:t xml:space="preserve"> — Mutations change the recipe. Epigenetics closes the recipe book to that page.</w:t>
+        <w:t>Connected Lab</w:t>
       </w:r>
     </w:p>
     <w:p>
       <w:r>
-        <w:t xml:space="preserve">5. </w:t>
+        <w:t xml:space="preserve">• </w:t>
       </w:r>
       <w:r>
         <w:rPr>
-          <w:b/>
+          <w:rFonts w:ascii="Courier New" w:hAnsi="Courier New"/>
         </w:rPr>
-        <w:t>Calico cats</w:t>
+        <w:t>lab-10_epigenetics.md</w:t>
+      </w:r>
+    </w:p>
+    <w:p>
+      <w:pPr>
+        <w:pStyle w:val="Heading2"/>
+      </w:pPr>
+      <w:r>
+        <w:t>Generated Visuals</w:t>
+      </w:r>
+    </w:p>
+    <w:p>
+      <w:r>
+        <w:t xml:space="preserve">• </w:t>
       </w:r>
       <w:r>
-        <w:t xml:space="preserve"> — The single best example to remember; visible proof that same DNA → different outcomes</w:t>
+        <w:t>Module 10: Epigenetics Concept Map</w:t>
+      </w:r>
+    </w:p>
+    <w:p>
+      <w:r>
+        <w:t xml:space="preserve">• </w:t>
+      </w:r>
+      <w:r>
+        <w:t>Module 10: Epigenetics Process Model</w:t>
+      </w:r>
+    </w:p>
+    <w:p>
+      <w:r>
+        <w:t xml:space="preserve">• </w:t>
+      </w:r>
+      <w:r>
+        <w:t>Module 10: Epigenetics Retrieval Card</w:t>
       </w:r>
     </w:p>
     <w:sectPr>
